--- a/pr-preview/pr-351/chapters/notation.docx
+++ b/pr-preview/pr-351/chapters/notation.docx
@@ -15,7 +15,7 @@
         <w:pStyle w:val="Date"/>
       </w:pPr>
       <w:r>
-        <w:t xml:space="preserve">Last modified: 2026-10-26 00:39:31 (PDT)</w:t>
+        <w:t xml:space="preserve">Last modified: 2026-10-26 01:08:23 (PDT)</w:t>
       </w:r>
     </w:p>
     <w:tbl>
@@ -12436,6 +12436,50 @@
         <w:pStyle w:val="BodyText"/>
       </w:pPr>
       <w:r>
+        <w:t xml:space="preserve">Write each expression in its most compact form,</w:t>
+      </w:r>
+      <w:r>
+        <w:t xml:space="preserve"> </w:t>
+      </w:r>
+      <w:r>
+        <w:t xml:space="preserve">built from named sub-pieces that are defined separately.</w:t>
+      </w:r>
+      <w:r>
+        <w:t xml:space="preserve"> </w:t>
+      </w:r>
+      <w:r>
+        <w:t xml:space="preserve">Use one form per expression, and keep it simple.</w:t>
+      </w:r>
+      <w:r>
+        <w:t xml:space="preserve"> </w:t>
+      </w:r>
+      <w:r>
+        <w:t xml:space="preserve">For example, write the expected squared error</w:t>
+      </w:r>
+      <w:r>
+        <w:t xml:space="preserve"> </w:t>
+      </w:r>
+      <w:r>
+        <w:t xml:space="preserve">as the squared bias plus the variance plus the irreducible error,</w:t>
+      </w:r>
+      <w:r>
+        <w:t xml:space="preserve"> </w:t>
+      </w:r>
+      <w:r>
+        <w:t xml:space="preserve">and define each of the three pieces on its own,</w:t>
+      </w:r>
+      <w:r>
+        <w:t xml:space="preserve"> </w:t>
+      </w:r>
+      <w:r>
+        <w:t xml:space="preserve">instead of expanding them inside the formula.</w:t>
+      </w:r>
+    </w:p>
+    <w:p>
+      <w:pPr>
+        <w:pStyle w:val="BodyText"/>
+      </w:pPr>
+      <w:r>
         <w:t xml:space="preserve">Add the macro to the shared macro file before you use it,</w:t>
       </w:r>
       <w:r>
@@ -13373,13 +13417,1445 @@
       </w:r>
     </w:p>
     <w:bookmarkEnd w:id="61"/>
-    <w:bookmarkStart w:id="64" w:name="writing-out-notational-shorthands"/>
+    <w:bookmarkStart w:id="62" w:name="Xcadec684a8c62d96e0cd09cc83a1974f58d7be5"/>
     <w:p>
       <w:pPr>
         <w:pStyle w:val="Heading2"/>
       </w:pPr>
       <w:r>
-        <w:t xml:space="preserve">12 Writing out notational shorthands</w:t>
+        <w:t xml:space="preserve">12 Using the notation that best represents the concept</w:t>
+      </w:r>
+    </w:p>
+    <w:p>
+      <w:pPr>
+        <w:pStyle w:val="FirstParagraph"/>
+      </w:pPr>
+      <w:r>
+        <w:t xml:space="preserve">Use the notation that best represents the concept being depicted.</w:t>
+      </w:r>
+      <w:r>
+        <w:t xml:space="preserve"> </w:t>
+      </w:r>
+      <w:r>
+        <w:t xml:space="preserve">Choose the symbol, the macro and the name by asking what the object is,</w:t>
+      </w:r>
+      <w:r>
+        <w:t xml:space="preserve"> </w:t>
+      </w:r>
+      <w:r>
+        <w:t xml:space="preserve">not by asking what is quicker to type or what the nearby text used.</w:t>
+      </w:r>
+      <w:r>
+        <w:t xml:space="preserve"> </w:t>
+      </w:r>
+      <w:r>
+        <w:t xml:space="preserve">A symbol that fits a different concept sends the reader to the wrong idea.</w:t>
+      </w:r>
+    </w:p>
+    <w:p>
+      <w:pPr>
+        <w:pStyle w:val="BodyText"/>
+      </w:pPr>
+      <w:r>
+        <w:t xml:space="preserve">The rules that follow are cases of this principle:</w:t>
+      </w:r>
+    </w:p>
+    <w:p>
+      <w:pPr>
+        <w:pStyle w:val="Compact"/>
+        <w:numPr>
+          <w:ilvl w:val="0"/>
+          <w:numId w:val="1013"/>
+        </w:numPr>
+      </w:pPr>
+      <w:r>
+        <w:t xml:space="preserve">The predictor matrix and the design matrix are different objects, so they get different symbols.</w:t>
+      </w:r>
+    </w:p>
+    <w:p>
+      <w:pPr>
+        <w:pStyle w:val="Compact"/>
+        <w:numPr>
+          <w:ilvl w:val="0"/>
+          <w:numId w:val="1013"/>
+        </w:numPr>
+      </w:pPr>
+      <w:r>
+        <w:t xml:space="preserve">The mean function is a mean, so it is</w:t>
+      </w:r>
+      <w:r>
+        <w:t xml:space="preserve"> </w:t>
+      </w:r>
+      <m:oMath>
+        <m:r>
+          <m:t>μ</m:t>
+        </m:r>
+      </m:oMath>
+      <w:r>
+        <w:t xml:space="preserve">, not</w:t>
+      </w:r>
+      <w:r>
+        <w:t xml:space="preserve"> </w:t>
+      </w:r>
+      <m:oMath>
+        <m:r>
+          <m:t>f</m:t>
+        </m:r>
+      </m:oMath>
+      <w:r>
+        <w:t xml:space="preserve">.</w:t>
+      </w:r>
+    </w:p>
+    <w:p>
+      <w:pPr>
+        <w:pStyle w:val="Compact"/>
+        <w:numPr>
+          <w:ilvl w:val="0"/>
+          <w:numId w:val="1013"/>
+        </w:numPr>
+      </w:pPr>
+      <w:r>
+        <w:t xml:space="preserve">The fitted prediction function is a prediction function, so it is named as one, not as a fitted mean function.</w:t>
+      </w:r>
+    </w:p>
+    <w:p>
+      <w:pPr>
+        <w:pStyle w:val="Compact"/>
+        <w:numPr>
+          <w:ilvl w:val="0"/>
+          <w:numId w:val="1013"/>
+        </w:numPr>
+      </w:pPr>
+      <w:r>
+        <w:t xml:space="preserve">A reference formula is a general statement, so it is written in its general form, not for one example.</w:t>
+      </w:r>
+    </w:p>
+    <w:p>
+      <w:pPr>
+        <w:pStyle w:val="FirstParagraph"/>
+      </w:pPr>
+      <w:r>
+        <w:t xml:space="preserve">When no rule covers a case, ask the same question:</w:t>
+      </w:r>
+      <w:r>
+        <w:t xml:space="preserve"> </w:t>
+      </w:r>
+      <w:r>
+        <w:t xml:space="preserve">which symbol, name and form best represents the concept here?</w:t>
+      </w:r>
+      <w:r>
+        <w:t xml:space="preserve"> </w:t>
+      </w:r>
+      <w:r>
+        <w:t xml:space="preserve">Then record the answer as a rule, with this principle as its reason.</w:t>
+      </w:r>
+    </w:p>
+    <w:bookmarkEnd w:id="62"/>
+    <w:bookmarkStart w:id="64" w:name="X9857f22a379a2f58c5963942aa246933a5ce6a5"/>
+    <w:p>
+      <w:pPr>
+        <w:pStyle w:val="Heading2"/>
+      </w:pPr>
+      <w:r>
+        <w:t xml:space="preserve">13 Writing the predictor and design matrices</w:t>
+      </w:r>
+    </w:p>
+    <w:p>
+      <w:pPr>
+        <w:pStyle w:val="FirstParagraph"/>
+      </w:pPr>
+      <w:r>
+        <w:t xml:space="preserve">Write a matrix in matrix styling, not in the plain italic of a scalar.</w:t>
+      </w:r>
+      <w:r>
+        <w:t xml:space="preserve"> </w:t>
+      </w:r>
+      <w:r>
+        <w:t xml:space="preserve">This holds for the predictor matrix</w:t>
+      </w:r>
+      <w:r>
+        <w:t xml:space="preserve"> </w:t>
+      </w:r>
+      <m:oMath>
+        <m:r>
+          <m:t>X</m:t>
+        </m:r>
+      </m:oMath>
+      <w:r>
+        <w:t xml:space="preserve"> </w:t>
+      </w:r>
+      <w:r>
+        <w:t xml:space="preserve">in every file you edit:</w:t>
+      </w:r>
+      <w:r>
+        <w:t xml:space="preserve"> </w:t>
+      </w:r>
+      <w:r>
+        <w:t xml:space="preserve">notes, assignments, solutions, slides and note sheets.</w:t>
+      </w:r>
+      <w:r>
+        <w:t xml:space="preserve"> </w:t>
+      </w:r>
+      <w:r>
+        <w:t xml:space="preserve">A plain</w:t>
+      </w:r>
+      <w:r>
+        <w:t xml:space="preserve"> </w:t>
+      </w:r>
+      <m:oMath>
+        <m:r>
+          <m:t>X</m:t>
+        </m:r>
+      </m:oMath>
+      <w:r>
+        <w:t xml:space="preserve"> </w:t>
+      </w:r>
+      <w:r>
+        <w:t xml:space="preserve">reads as a random variable or a single number.</w:t>
+      </w:r>
+      <w:r>
+        <w:t xml:space="preserve"> </w:t>
+      </w:r>
+      <w:r>
+        <w:t xml:space="preserve">In a group that uses shared macros (see</w:t>
+      </w:r>
+      <w:r>
+        <w:t xml:space="preserve"> </w:t>
+      </w:r>
+      <w:hyperlink w:anchor="using-shared-macros">
+        <w:r>
+          <w:rPr>
+            <w:rStyle w:val="Hyperlink"/>
+          </w:rPr>
+          <w:t xml:space="preserve">Using shared macros</w:t>
+        </w:r>
+      </w:hyperlink>
+      <w:r>
+        <w:t xml:space="preserve">),</w:t>
+      </w:r>
+      <w:r>
+        <w:t xml:space="preserve"> </w:t>
+      </w:r>
+      <w:r>
+        <w:t xml:space="preserve">write the predictor matrix with the matrix macro</w:t>
+      </w:r>
+      <w:r>
+        <w:t xml:space="preserve"> </w:t>
+      </w:r>
+      <w:r>
+        <w:rPr>
+          <w:rStyle w:val="VerbatimChar"/>
+        </w:rPr>
+        <w:t xml:space="preserve">\mX</w:t>
+      </w:r>
+      <w:r>
+        <w:t xml:space="preserve">.</w:t>
+      </w:r>
+    </w:p>
+    <w:p>
+      <w:pPr>
+        <w:pStyle w:val="BodyText"/>
+      </w:pPr>
+      <w:r>
+        <w:t xml:space="preserve">Keep two objects apart, because they are not the same matrix:</w:t>
+      </w:r>
+    </w:p>
+    <w:p>
+      <w:pPr>
+        <w:pStyle w:val="Compact"/>
+        <w:numPr>
+          <w:ilvl w:val="0"/>
+          <w:numId w:val="1014"/>
+        </w:numPr>
+      </w:pPr>
+      <w:r>
+        <w:t xml:space="preserve">The</w:t>
+      </w:r>
+      <w:r>
+        <w:t xml:space="preserve"> </w:t>
+      </w:r>
+      <w:r>
+        <w:rPr>
+          <w:i/>
+          <w:iCs/>
+        </w:rPr>
+        <w:t xml:space="preserve">predictor matrix</w:t>
+      </w:r>
+      <w:r>
+        <w:t xml:space="preserve"> </w:t>
+      </w:r>
+      <w:r>
+        <w:t xml:space="preserve">holds the raw inputs.</w:t>
+      </w:r>
+      <w:r>
+        <w:t xml:space="preserve"> </w:t>
+      </w:r>
+      <w:r>
+        <w:t xml:space="preserve">Its rows are the predictor vectors</w:t>
+      </w:r>
+      <w:r>
+        <w:t xml:space="preserve"> </w:t>
+      </w:r>
+      <m:oMath>
+        <m:sSub>
+          <m:e>
+            <m:acc>
+              <m:accPr>
+                <m:chr m:val="̃"/>
+              </m:accPr>
+              <m:e>
+                <m:r>
+                  <m:t>x</m:t>
+                </m:r>
+              </m:e>
+            </m:acc>
+          </m:e>
+          <m:sub>
+            <m:r>
+              <m:t>i</m:t>
+            </m:r>
+          </m:sub>
+        </m:sSub>
+      </m:oMath>
+      <w:r>
+        <w:t xml:space="preserve"> </w:t>
+      </w:r>
+      <w:r>
+        <w:t xml:space="preserve">of the</w:t>
+      </w:r>
+      <w:r>
+        <w:t xml:space="preserve"> </w:t>
+      </w:r>
+      <m:oMath>
+        <m:r>
+          <m:t>n</m:t>
+        </m:r>
+      </m:oMath>
+      <w:r>
+        <w:t xml:space="preserve"> </w:t>
+      </w:r>
+      <w:r>
+        <w:t xml:space="preserve">observations.</w:t>
+      </w:r>
+      <w:r>
+        <w:t xml:space="preserve"> </w:t>
+      </w:r>
+      <w:r>
+        <w:t xml:space="preserve">Write it</w:t>
+      </w:r>
+      <w:r>
+        <w:t xml:space="preserve"> </w:t>
+      </w:r>
+      <w:r>
+        <w:rPr>
+          <w:rStyle w:val="VerbatimChar"/>
+        </w:rPr>
+        <w:t xml:space="preserve">\mX</w:t>
+      </w:r>
+      <w:r>
+        <w:t xml:space="preserve">.</w:t>
+      </w:r>
+    </w:p>
+    <w:p>
+      <w:pPr>
+        <w:pStyle w:val="Compact"/>
+        <w:numPr>
+          <w:ilvl w:val="0"/>
+          <w:numId w:val="1014"/>
+        </w:numPr>
+      </w:pPr>
+      <w:r>
+        <w:t xml:space="preserve">The</w:t>
+      </w:r>
+      <w:r>
+        <w:t xml:space="preserve"> </w:t>
+      </w:r>
+      <w:r>
+        <w:rPr>
+          <w:i/>
+          <w:iCs/>
+        </w:rPr>
+        <w:t xml:space="preserve">design matrix</w:t>
+      </w:r>
+      <w:r>
+        <w:t xml:space="preserve"> </w:t>
+      </w:r>
+      <w:r>
+        <w:t xml:space="preserve">holds the inputs after any feature map and the intercept trick.</w:t>
+      </w:r>
+      <w:r>
+        <w:t xml:space="preserve"> </w:t>
+      </w:r>
+      <w:r>
+        <w:t xml:space="preserve">Its rows are the design vectors</w:t>
+      </w:r>
+      <w:r>
+        <w:t xml:space="preserve"> </w:t>
+      </w:r>
+      <m:oMath>
+        <m:acc>
+          <m:accPr>
+            <m:chr m:val="̃"/>
+          </m:accPr>
+          <m:e>
+            <m:r>
+              <m:t>ϕ</m:t>
+            </m:r>
+          </m:e>
+        </m:acc>
+        <m:r>
+          <m:rPr>
+            <m:sty m:val="p"/>
+          </m:rPr>
+          <m:t>(</m:t>
+        </m:r>
+        <m:sSub>
+          <m:e>
+            <m:acc>
+              <m:accPr>
+                <m:chr m:val="̃"/>
+              </m:accPr>
+              <m:e>
+                <m:r>
+                  <m:t>x</m:t>
+                </m:r>
+              </m:e>
+            </m:acc>
+          </m:e>
+          <m:sub>
+            <m:r>
+              <m:t>i</m:t>
+            </m:r>
+          </m:sub>
+        </m:sSub>
+        <m:r>
+          <m:rPr>
+            <m:sty m:val="p"/>
+          </m:rPr>
+          <m:t>)</m:t>
+        </m:r>
+      </m:oMath>
+      <w:r>
+        <w:t xml:space="preserve">.</w:t>
+      </w:r>
+      <w:r>
+        <w:t xml:space="preserve"> </w:t>
+      </w:r>
+      <w:r>
+        <w:t xml:space="preserve">Write it</w:t>
+      </w:r>
+      <w:r>
+        <w:t xml:space="preserve"> </w:t>
+      </w:r>
+      <w:r>
+        <w:rPr>
+          <w:rStyle w:val="VerbatimChar"/>
+        </w:rPr>
+        <w:t xml:space="preserve">\design(\mX)</w:t>
+      </w:r>
+      <w:r>
+        <w:t xml:space="preserve">, or</w:t>
+      </w:r>
+      <w:r>
+        <w:t xml:space="preserve"> </w:t>
+      </w:r>
+      <w:r>
+        <w:rPr>
+          <w:rStyle w:val="VerbatimChar"/>
+        </w:rPr>
+        <w:t xml:space="preserve">\design</w:t>
+      </w:r>
+      <w:r>
+        <w:t xml:space="preserve"> </w:t>
+      </w:r>
+      <w:r>
+        <w:t xml:space="preserve">for short.</w:t>
+      </w:r>
+    </w:p>
+    <w:p>
+      <w:pPr>
+        <w:pStyle w:val="FirstParagraph"/>
+      </w:pPr>
+      <w:r>
+        <w:t xml:space="preserve">The same split holds for one observation:</w:t>
+      </w:r>
+      <w:r>
+        <w:t xml:space="preserve"> </w:t>
+      </w:r>
+      <w:r>
+        <w:t xml:space="preserve">the predictor vector is</w:t>
+      </w:r>
+      <w:r>
+        <w:t xml:space="preserve"> </w:t>
+      </w:r>
+      <w:r>
+        <w:rPr>
+          <w:rStyle w:val="VerbatimChar"/>
+        </w:rPr>
+        <w:t xml:space="preserve">\vx</w:t>
+      </w:r>
+      <w:r>
+        <w:t xml:space="preserve">, and the design vector is</w:t>
+      </w:r>
+      <w:r>
+        <w:t xml:space="preserve"> </w:t>
+      </w:r>
+      <w:r>
+        <w:rPr>
+          <w:rStyle w:val="VerbatimChar"/>
+        </w:rPr>
+        <w:t xml:space="preserve">\vfeatmap(\vx)</w:t>
+      </w:r>
+      <w:r>
+        <w:t xml:space="preserve">.</w:t>
+      </w:r>
+      <w:r>
+        <w:t xml:space="preserve"> </w:t>
+      </w:r>
+      <w:r>
+        <w:t xml:space="preserve">Without a feature map or an intercept column,</w:t>
+      </w:r>
+      <w:r>
+        <w:t xml:space="preserve"> </w:t>
+      </w:r>
+      <w:r>
+        <w:t xml:space="preserve">the design matrix equals the predictor matrix, but say so rather than reuse one symbol for both.</w:t>
+      </w:r>
+    </w:p>
+    <w:bookmarkStart w:id="63" w:name="exm-predictor-vs-design-matrix"/>
+    <w:p>
+      <w:pPr>
+        <w:pStyle w:val="BodyText"/>
+      </w:pPr>
+      <w:r>
+        <w:rPr>
+          <w:b/>
+          <w:bCs/>
+        </w:rPr>
+        <w:t xml:space="preserve">Example 24 (Predictor matrix and design matrix)</w:t>
+      </w:r>
+      <w:r>
+        <w:t xml:space="preserve"> </w:t>
+      </w:r>
+      <w:r>
+        <w:t xml:space="preserve"> </w:t>
+      </w:r>
+    </w:p>
+    <w:p>
+      <w:pPr>
+        <w:pStyle w:val="BlockText"/>
+      </w:pPr>
+      <w:r>
+        <w:t xml:space="preserve">❌ Let</w:t>
+      </w:r>
+      <w:r>
+        <w:t xml:space="preserve"> </w:t>
+      </w:r>
+      <m:oMath>
+        <m:r>
+          <m:t>X</m:t>
+        </m:r>
+      </m:oMath>
+      <w:r>
+        <w:t xml:space="preserve"> </w:t>
+      </w:r>
+      <w:r>
+        <w:t xml:space="preserve">be the design matrix, and fit</w:t>
+      </w:r>
+      <w:r>
+        <w:t xml:space="preserve"> </w:t>
+      </w:r>
+      <m:oMath>
+        <m:acc>
+          <m:accPr>
+            <m:chr m:val="̂"/>
+          </m:accPr>
+          <m:e>
+            <m:r>
+              <m:t>β</m:t>
+            </m:r>
+          </m:e>
+        </m:acc>
+        <m:r>
+          <m:rPr>
+            <m:sty m:val="p"/>
+          </m:rPr>
+          <m:t>=</m:t>
+        </m:r>
+        <m:r>
+          <m:rPr>
+            <m:sty m:val="p"/>
+          </m:rPr>
+          <m:t>(</m:t>
+        </m:r>
+        <m:sSup>
+          <m:e>
+            <m:r>
+              <m:t>X</m:t>
+            </m:r>
+          </m:e>
+          <m:sup>
+            <m:r>
+              <m:rPr>
+                <m:sty m:val="p"/>
+              </m:rPr>
+              <m:t>′</m:t>
+            </m:r>
+          </m:sup>
+        </m:sSup>
+        <m:r>
+          <m:t>X</m:t>
+        </m:r>
+        <m:sSup>
+          <m:e>
+            <m:r>
+              <m:rPr>
+                <m:sty m:val="p"/>
+              </m:rPr>
+              <m:t>)</m:t>
+            </m:r>
+          </m:e>
+          <m:sup>
+            <m:r>
+              <m:rPr>
+                <m:sty m:val="p"/>
+              </m:rPr>
+              <m:t>−</m:t>
+            </m:r>
+            <m:r>
+              <m:t>1</m:t>
+            </m:r>
+          </m:sup>
+        </m:sSup>
+        <m:sSup>
+          <m:e>
+            <m:r>
+              <m:t>X</m:t>
+            </m:r>
+          </m:e>
+          <m:sup>
+            <m:r>
+              <m:rPr>
+                <m:sty m:val="p"/>
+              </m:rPr>
+              <m:t>′</m:t>
+            </m:r>
+          </m:sup>
+        </m:sSup>
+        <m:r>
+          <m:t>y</m:t>
+        </m:r>
+      </m:oMath>
+      <w:r>
+        <w:t xml:space="preserve">.</w:t>
+      </w:r>
+    </w:p>
+    <w:p>
+      <w:pPr>
+        <w:pStyle w:val="BlockText"/>
+      </w:pPr>
+      <w:r>
+        <w:t xml:space="preserve">✅ Let</w:t>
+      </w:r>
+      <w:r>
+        <w:t xml:space="preserve"> </w:t>
+      </w:r>
+      <m:oMath>
+        <m:r>
+          <m:rPr>
+            <m:sty m:val="bi"/>
+          </m:rPr>
+          <m:t>X</m:t>
+        </m:r>
+      </m:oMath>
+      <w:r>
+        <w:t xml:space="preserve"> </w:t>
+      </w:r>
+      <w:r>
+        <w:t xml:space="preserve">be the predictor matrix and</w:t>
+      </w:r>
+      <w:r>
+        <w:t xml:space="preserve"> </w:t>
+      </w:r>
+      <m:oMath>
+        <m:r>
+          <m:t>D</m:t>
+        </m:r>
+        <m:r>
+          <m:rPr>
+            <m:sty m:val="p"/>
+          </m:rPr>
+          <m:t>(</m:t>
+        </m:r>
+        <m:r>
+          <m:rPr>
+            <m:sty m:val="bi"/>
+          </m:rPr>
+          <m:t>X</m:t>
+        </m:r>
+        <m:r>
+          <m:rPr>
+            <m:sty m:val="p"/>
+          </m:rPr>
+          <m:t>)</m:t>
+        </m:r>
+      </m:oMath>
+      <w:r>
+        <w:t xml:space="preserve"> </w:t>
+      </w:r>
+      <w:r>
+        <w:t xml:space="preserve">the design matrix.</w:t>
+      </w:r>
+      <w:r>
+        <w:t xml:space="preserve"> </w:t>
+      </w:r>
+      <w:r>
+        <w:t xml:space="preserve">The fitted coefficients solve the normal equations for</w:t>
+      </w:r>
+      <w:r>
+        <w:t xml:space="preserve"> </w:t>
+      </w:r>
+      <m:oMath>
+        <m:r>
+          <m:t>D</m:t>
+        </m:r>
+        <m:r>
+          <m:rPr>
+            <m:sty m:val="p"/>
+          </m:rPr>
+          <m:t>(</m:t>
+        </m:r>
+        <m:r>
+          <m:rPr>
+            <m:sty m:val="bi"/>
+          </m:rPr>
+          <m:t>X</m:t>
+        </m:r>
+        <m:r>
+          <m:rPr>
+            <m:sty m:val="p"/>
+          </m:rPr>
+          <m:t>)</m:t>
+        </m:r>
+      </m:oMath>
+      <w:r>
+        <w:t xml:space="preserve">.</w:t>
+      </w:r>
+    </w:p>
+    <w:p>
+      <w:pPr>
+        <w:pStyle w:val="FirstParagraph"/>
+      </w:pPr>
+      <w:r>
+        <w:t xml:space="preserve">The ✅ version shows which matrix holds the raw inputs</w:t>
+      </w:r>
+      <w:r>
+        <w:t xml:space="preserve"> </w:t>
+      </w:r>
+      <w:r>
+        <w:t xml:space="preserve">and which holds the columns the model uses.</w:t>
+      </w:r>
+    </w:p>
+    <w:bookmarkEnd w:id="63"/>
+    <w:bookmarkEnd w:id="64"/>
+    <w:bookmarkStart w:id="66" w:name="stating-formulas-in-their-general-form"/>
+    <w:p>
+      <w:pPr>
+        <w:pStyle w:val="Heading2"/>
+      </w:pPr>
+      <w:r>
+        <w:t xml:space="preserve">14 Stating formulas in their general form</w:t>
+      </w:r>
+    </w:p>
+    <w:p>
+      <w:pPr>
+        <w:pStyle w:val="FirstParagraph"/>
+      </w:pPr>
+      <w:r>
+        <w:t xml:space="preserve">On a reference sheet, a formula sheet or a summary,</w:t>
+      </w:r>
+      <w:r>
+        <w:t xml:space="preserve"> </w:t>
+      </w:r>
+      <w:r>
+        <w:t xml:space="preserve">state each formula in its general form.</w:t>
+      </w:r>
+      <w:r>
+        <w:t xml:space="preserve"> </w:t>
+      </w:r>
+      <w:r>
+        <w:t xml:space="preserve">Do not state it only for a specific example.</w:t>
+      </w:r>
+      <w:r>
+        <w:t xml:space="preserve"> </w:t>
+      </w:r>
+      <w:r>
+        <w:t xml:space="preserve">A reader looks a formula up to apply it to a new case,</w:t>
+      </w:r>
+      <w:r>
+        <w:t xml:space="preserve"> </w:t>
+      </w:r>
+      <w:r>
+        <w:t xml:space="preserve">and an example shows only one case.</w:t>
+      </w:r>
+    </w:p>
+    <w:bookmarkStart w:id="65" w:name="exm-general-form-formula"/>
+    <w:p>
+      <w:pPr>
+        <w:pStyle w:val="BodyText"/>
+      </w:pPr>
+      <w:r>
+        <w:rPr>
+          <w:b/>
+          <w:bCs/>
+        </w:rPr>
+        <w:t xml:space="preserve">Example 25 (Stating the chain rule)</w:t>
+      </w:r>
+      <w:r>
+        <w:t xml:space="preserve"> </w:t>
+      </w:r>
+      <w:r>
+        <w:t xml:space="preserve"> </w:t>
+      </w:r>
+    </w:p>
+    <w:p>
+      <w:pPr>
+        <w:pStyle w:val="BlockText"/>
+      </w:pPr>
+      <w:r>
+        <w:t xml:space="preserve">❌</w:t>
+      </w:r>
+      <w:r>
+        <w:t xml:space="preserve"> </w:t>
+      </w:r>
+      <m:oMath>
+        <m:f>
+          <m:fPr>
+            <m:type m:val="bar"/>
+          </m:fPr>
+          <m:num>
+            <m:r>
+              <m:t>d</m:t>
+            </m:r>
+            <m:r>
+              <m:rPr>
+                <m:sty m:val="p"/>
+              </m:rPr>
+              <m:t>(</m:t>
+            </m:r>
+            <m:sSup>
+              <m:e>
+                <m:r>
+                  <m:t>u</m:t>
+                </m:r>
+              </m:e>
+              <m:sup>
+                <m:r>
+                  <m:t>2</m:t>
+                </m:r>
+              </m:sup>
+            </m:sSup>
+            <m:r>
+              <m:rPr>
+                <m:sty m:val="p"/>
+              </m:rPr>
+              <m:t>)</m:t>
+            </m:r>
+          </m:num>
+          <m:den>
+            <m:r>
+              <m:t>d</m:t>
+            </m:r>
+            <m:r>
+              <m:t>w</m:t>
+            </m:r>
+          </m:den>
+        </m:f>
+        <m:r>
+          <m:rPr>
+            <m:sty m:val="p"/>
+          </m:rPr>
+          <m:t>=</m:t>
+        </m:r>
+        <m:r>
+          <m:t>2</m:t>
+        </m:r>
+        <m:r>
+          <m:t>u</m:t>
+        </m:r>
+        <m:f>
+          <m:fPr>
+            <m:type m:val="bar"/>
+          </m:fPr>
+          <m:num>
+            <m:r>
+              <m:t>d</m:t>
+            </m:r>
+            <m:r>
+              <m:t>u</m:t>
+            </m:r>
+          </m:num>
+          <m:den>
+            <m:r>
+              <m:t>d</m:t>
+            </m:r>
+            <m:r>
+              <m:t>w</m:t>
+            </m:r>
+          </m:den>
+        </m:f>
+      </m:oMath>
+    </w:p>
+    <w:p>
+      <w:pPr>
+        <w:pStyle w:val="BlockText"/>
+      </w:pPr>
+      <w:r>
+        <w:t xml:space="preserve">✅</w:t>
+      </w:r>
+      <w:r>
+        <w:t xml:space="preserve"> </w:t>
+      </w:r>
+      <m:oMath>
+        <m:f>
+          <m:fPr>
+            <m:type m:val="bar"/>
+          </m:fPr>
+          <m:num>
+            <m:r>
+              <m:t>d</m:t>
+            </m:r>
+            <m:r>
+              <m:t>f</m:t>
+            </m:r>
+            <m:r>
+              <m:rPr>
+                <m:sty m:val="p"/>
+              </m:rPr>
+              <m:t>(</m:t>
+            </m:r>
+            <m:r>
+              <m:t>u</m:t>
+            </m:r>
+            <m:r>
+              <m:rPr>
+                <m:sty m:val="p"/>
+              </m:rPr>
+              <m:t>)</m:t>
+            </m:r>
+          </m:num>
+          <m:den>
+            <m:r>
+              <m:t>d</m:t>
+            </m:r>
+            <m:r>
+              <m:t>w</m:t>
+            </m:r>
+          </m:den>
+        </m:f>
+        <m:r>
+          <m:rPr>
+            <m:sty m:val="p"/>
+          </m:rPr>
+          <m:t>=</m:t>
+        </m:r>
+        <m:sSup>
+          <m:e>
+            <m:r>
+              <m:t>f</m:t>
+            </m:r>
+          </m:e>
+          <m:sup>
+            <m:r>
+              <m:rPr>
+                <m:sty m:val="p"/>
+              </m:rPr>
+              <m:t>′</m:t>
+            </m:r>
+          </m:sup>
+        </m:sSup>
+        <m:r>
+          <m:rPr>
+            <m:sty m:val="p"/>
+          </m:rPr>
+          <m:t>(</m:t>
+        </m:r>
+        <m:r>
+          <m:t>u</m:t>
+        </m:r>
+        <m:r>
+          <m:rPr>
+            <m:sty m:val="p"/>
+          </m:rPr>
+          <m:t>)</m:t>
+        </m:r>
+        <m:f>
+          <m:fPr>
+            <m:type m:val="bar"/>
+          </m:fPr>
+          <m:num>
+            <m:r>
+              <m:t>d</m:t>
+            </m:r>
+            <m:r>
+              <m:t>u</m:t>
+            </m:r>
+          </m:num>
+          <m:den>
+            <m:r>
+              <m:t>d</m:t>
+            </m:r>
+            <m:r>
+              <m:t>w</m:t>
+            </m:r>
+          </m:den>
+        </m:f>
+      </m:oMath>
+    </w:p>
+    <w:p>
+      <w:pPr>
+        <w:pStyle w:val="FirstParagraph"/>
+      </w:pPr>
+      <w:r>
+        <w:t xml:space="preserve">The ❌ line is the chain rule for squaring only.</w:t>
+      </w:r>
+      <w:r>
+        <w:t xml:space="preserve"> </w:t>
+      </w:r>
+      <w:r>
+        <w:t xml:space="preserve">The ✅ line holds for every differentiable</w:t>
+      </w:r>
+      <w:r>
+        <w:t xml:space="preserve"> </w:t>
+      </w:r>
+      <m:oMath>
+        <m:r>
+          <m:t>f</m:t>
+        </m:r>
+      </m:oMath>
+      <w:r>
+        <w:t xml:space="preserve">,</w:t>
+      </w:r>
+      <w:r>
+        <w:t xml:space="preserve"> </w:t>
+      </w:r>
+      <w:r>
+        <w:t xml:space="preserve">and the squaring case follows by taking</w:t>
+      </w:r>
+      <w:r>
+        <w:t xml:space="preserve"> </w:t>
+      </w:r>
+      <m:oMath>
+        <m:r>
+          <m:t>f</m:t>
+        </m:r>
+        <m:r>
+          <m:rPr>
+            <m:sty m:val="p"/>
+          </m:rPr>
+          <m:t>(</m:t>
+        </m:r>
+        <m:r>
+          <m:t>u</m:t>
+        </m:r>
+        <m:r>
+          <m:rPr>
+            <m:sty m:val="p"/>
+          </m:rPr>
+          <m:t>)</m:t>
+        </m:r>
+        <m:r>
+          <m:rPr>
+            <m:sty m:val="p"/>
+          </m:rPr>
+          <m:t>=</m:t>
+        </m:r>
+        <m:sSup>
+          <m:e>
+            <m:r>
+              <m:t>u</m:t>
+            </m:r>
+          </m:e>
+          <m:sup>
+            <m:r>
+              <m:t>2</m:t>
+            </m:r>
+          </m:sup>
+        </m:sSup>
+      </m:oMath>
+      <w:r>
+        <w:t xml:space="preserve">.</w:t>
+      </w:r>
+    </w:p>
+    <w:bookmarkEnd w:id="65"/>
+    <w:p>
+      <w:pPr>
+        <w:pStyle w:val="BodyText"/>
+      </w:pPr>
+      <w:r>
+        <w:t xml:space="preserve">Put a specific case on the sheet only as a labeled example next to the general formula.</w:t>
+      </w:r>
+    </w:p>
+    <w:bookmarkEnd w:id="66"/>
+    <w:bookmarkStart w:id="68" w:name="X7f8c42fa04e60987c7b1508a72c3ab256e37ba7"/>
+    <w:p>
+      <w:pPr>
+        <w:pStyle w:val="Heading2"/>
+      </w:pPr>
+      <w:r>
+        <w:t xml:space="preserve">15 Writing the mean function and the prediction function</w:t>
+      </w:r>
+    </w:p>
+    <w:p>
+      <w:pPr>
+        <w:pStyle w:val="FirstParagraph"/>
+      </w:pPr>
+      <w:r>
+        <w:t xml:space="preserve">Write the mean function as</w:t>
+      </w:r>
+      <w:r>
+        <w:t xml:space="preserve"> </w:t>
+      </w:r>
+      <m:oMath>
+        <m:r>
+          <m:t>μ</m:t>
+        </m:r>
+      </m:oMath>
+      <w:r>
+        <w:t xml:space="preserve">, not as</w:t>
+      </w:r>
+      <w:r>
+        <w:t xml:space="preserve"> </w:t>
+      </w:r>
+      <m:oMath>
+        <m:r>
+          <m:t>f</m:t>
+        </m:r>
+      </m:oMath>
+      <w:r>
+        <w:t xml:space="preserve">.</w:t>
+      </w:r>
+      <w:r>
+        <w:t xml:space="preserve"> </w:t>
+      </w:r>
+      <w:r>
+        <w:t xml:space="preserve">The mean function is the population mean of the outcome given the inputs,</w:t>
+      </w:r>
+      <w:r>
+        <w:t xml:space="preserve"> </w:t>
+      </w:r>
+      <m:oMath>
+        <m:r>
+          <m:t>μ</m:t>
+        </m:r>
+        <m:r>
+          <m:rPr>
+            <m:sty m:val="p"/>
+          </m:rPr>
+          <m:t>(</m:t>
+        </m:r>
+        <m:r>
+          <m:t>x</m:t>
+        </m:r>
+        <m:r>
+          <m:rPr>
+            <m:sty m:val="p"/>
+          </m:rPr>
+          <m:t>)</m:t>
+        </m:r>
+      </m:oMath>
+      <w:r>
+        <w:t xml:space="preserve">.</w:t>
+      </w:r>
+      <w:r>
+        <w:t xml:space="preserve"> </w:t>
+      </w:r>
+      <w:r>
+        <w:t xml:space="preserve">In a group that uses shared macros (see</w:t>
+      </w:r>
+      <w:r>
+        <w:t xml:space="preserve"> </w:t>
+      </w:r>
+      <w:hyperlink w:anchor="using-shared-macros">
+        <w:r>
+          <w:rPr>
+            <w:rStyle w:val="Hyperlink"/>
+          </w:rPr>
+          <w:t xml:space="preserve">Using shared macros</w:t>
+        </w:r>
+      </w:hyperlink>
+      <w:r>
+        <w:t xml:space="preserve">),</w:t>
+      </w:r>
+      <w:r>
+        <w:t xml:space="preserve"> </w:t>
+      </w:r>
+      <w:r>
+        <w:t xml:space="preserve">write it</w:t>
+      </w:r>
+      <w:r>
+        <w:t xml:space="preserve"> </w:t>
+      </w:r>
+      <w:r>
+        <w:rPr>
+          <w:rStyle w:val="VerbatimChar"/>
+        </w:rPr>
+        <w:t xml:space="preserve">\truemeanf{x}</w:t>
+      </w:r>
+      <w:r>
+        <w:t xml:space="preserve">.</w:t>
+      </w:r>
+    </w:p>
+    <w:p>
+      <w:pPr>
+        <w:pStyle w:val="BodyText"/>
+      </w:pPr>
+      <w:r>
+        <w:t xml:space="preserve">Name the object you mean.</w:t>
+      </w:r>
+      <w:r>
+        <w:t xml:space="preserve"> </w:t>
+      </w:r>
+      <w:r>
+        <w:t xml:space="preserve">When the text refers to the fitted prediction function as a concept,</w:t>
+      </w:r>
+      <w:r>
+        <w:t xml:space="preserve"> </w:t>
+      </w:r>
+      <w:r>
+        <w:t xml:space="preserve">the rule that turns an input into a predicted outcome,</w:t>
+      </w:r>
+      <w:r>
+        <w:t xml:space="preserve"> </w:t>
+      </w:r>
+      <w:r>
+        <w:t xml:space="preserve">write the fitted prediction function, not the fitted mean function.</w:t>
+      </w:r>
+      <w:r>
+        <w:t xml:space="preserve"> </w:t>
+      </w:r>
+      <w:r>
+        <w:t xml:space="preserve">Write it</w:t>
+      </w:r>
+      <w:r>
+        <w:t xml:space="preserve"> </w:t>
+      </w:r>
+      <w:r>
+        <w:rPr>
+          <w:rStyle w:val="VerbatimChar"/>
+        </w:rPr>
+        <w:t xml:space="preserve">\epredfnf{x}</w:t>
+      </w:r>
+      <w:r>
+        <w:t xml:space="preserve"> </w:t>
+      </w:r>
+      <w:r>
+        <w:t xml:space="preserve">(symbol</w:t>
+      </w:r>
+      <w:r>
+        <w:t xml:space="preserve"> </w:t>
+      </w:r>
+      <m:oMath>
+        <m:acc>
+          <m:accPr>
+            <m:chr m:val="̂"/>
+          </m:accPr>
+          <m:e>
+            <m:r>
+              <m:t>g</m:t>
+            </m:r>
+          </m:e>
+        </m:acc>
+      </m:oMath>
+      <w:r>
+        <w:t xml:space="preserve">) for an estimated one, or</w:t>
+      </w:r>
+      <w:r>
+        <w:t xml:space="preserve"> </w:t>
+      </w:r>
+      <w:r>
+        <w:rPr>
+          <w:rStyle w:val="VerbatimChar"/>
+        </w:rPr>
+        <w:t xml:space="preserve">\predfnf{x}</w:t>
+      </w:r>
+      <w:r>
+        <w:t xml:space="preserve"> </w:t>
+      </w:r>
+      <w:r>
+        <w:t xml:space="preserve">(symbol</w:t>
+      </w:r>
+      <w:r>
+        <w:t xml:space="preserve"> </w:t>
+      </w:r>
+      <m:oMath>
+        <m:r>
+          <m:t>g</m:t>
+        </m:r>
+      </m:oMath>
+      <w:r>
+        <w:t xml:space="preserve">) for any prediction function.</w:t>
+      </w:r>
+      <w:r>
+        <w:t xml:space="preserve"> </w:t>
+      </w:r>
+      <w:r>
+        <w:t xml:space="preserve">Use the fitted or estimated mean function only where the text is about</w:t>
+      </w:r>
+      <w:r>
+        <w:t xml:space="preserve"> </w:t>
+      </w:r>
+      <w:r>
+        <w:t xml:space="preserve">estimating the mean function</w:t>
+      </w:r>
+      <w:r>
+        <w:t xml:space="preserve"> </w:t>
+      </w:r>
+      <m:oMath>
+        <m:r>
+          <m:t>μ</m:t>
+        </m:r>
+      </m:oMath>
+      <w:r>
+        <w:t xml:space="preserve"> </w:t>
+      </w:r>
+      <w:r>
+        <w:t xml:space="preserve">itself.</w:t>
+      </w:r>
+    </w:p>
+    <w:bookmarkStart w:id="67" w:name="exm-mean-vs-prediction-function"/>
+    <w:p>
+      <w:pPr>
+        <w:pStyle w:val="BodyText"/>
+      </w:pPr>
+      <w:r>
+        <w:rPr>
+          <w:b/>
+          <w:bCs/>
+        </w:rPr>
+        <w:t xml:space="preserve">Example 26 (Mean function and fitted prediction function)</w:t>
+      </w:r>
+      <w:r>
+        <w:t xml:space="preserve"> </w:t>
+      </w:r>
+      <w:r>
+        <w:t xml:space="preserve"> </w:t>
+      </w:r>
+    </w:p>
+    <w:p>
+      <w:pPr>
+        <w:pStyle w:val="BlockText"/>
+      </w:pPr>
+      <w:r>
+        <w:t xml:space="preserve">❌ The expected squared error of the fitted mean function at</w:t>
+      </w:r>
+      <w:r>
+        <w:t xml:space="preserve"> </w:t>
+      </w:r>
+      <m:oMath>
+        <m:r>
+          <m:t>x</m:t>
+        </m:r>
+      </m:oMath>
+      <w:r>
+        <w:t xml:space="preserve"> </w:t>
+      </w:r>
+      <w:r>
+        <w:t xml:space="preserve">is</w:t>
+      </w:r>
+      <w:r>
+        <w:t xml:space="preserve"> </w:t>
+      </w:r>
+      <w:r>
+        <w:t xml:space="preserve">$\E{(y - \hat{f}(x))^2}$</w:t>
+      </w:r>
+      <w:r>
+        <w:t xml:space="preserve">.</w:t>
+      </w:r>
+    </w:p>
+    <w:p>
+      <w:pPr>
+        <w:pStyle w:val="BlockText"/>
+      </w:pPr>
+      <w:r>
+        <w:t xml:space="preserve">✅ The expected squared error of the fitted prediction function at</w:t>
+      </w:r>
+      <w:r>
+        <w:t xml:space="preserve"> </w:t>
+      </w:r>
+      <m:oMath>
+        <m:r>
+          <m:t>x</m:t>
+        </m:r>
+      </m:oMath>
+      <w:r>
+        <w:t xml:space="preserve"> </w:t>
+      </w:r>
+      <w:r>
+        <w:t xml:space="preserve">is</w:t>
+      </w:r>
+      <w:r>
+        <w:t xml:space="preserve"> </w:t>
+      </w:r>
+      <w:r>
+        <w:t xml:space="preserve">$\E{(y - \hat{g}(x))^2}$</w:t>
+      </w:r>
+      <w:r>
+        <w:t xml:space="preserve">,</w:t>
+      </w:r>
+      <w:r>
+        <w:t xml:space="preserve"> </w:t>
+      </w:r>
+      <w:r>
+        <w:t xml:space="preserve">and its bias is</w:t>
+      </w:r>
+      <w:r>
+        <w:t xml:space="preserve"> </w:t>
+      </w:r>
+      <w:r>
+        <w:t xml:space="preserve">$\E{\hat{g}(x)} - \mu(x)$</w:t>
+      </w:r>
+      <w:r>
+        <w:t xml:space="preserve">.</w:t>
+      </w:r>
+    </w:p>
+    <w:p>
+      <w:pPr>
+        <w:pStyle w:val="FirstParagraph"/>
+      </w:pPr>
+      <w:r>
+        <w:t xml:space="preserve">The ✅ version names the fitted prediction function where the concept is a prediction,</w:t>
+      </w:r>
+      <w:r>
+        <w:t xml:space="preserve"> </w:t>
+      </w:r>
+      <w:r>
+        <w:t xml:space="preserve">and keeps</w:t>
+      </w:r>
+      <w:r>
+        <w:t xml:space="preserve"> </w:t>
+      </w:r>
+      <m:oMath>
+        <m:r>
+          <m:t>μ</m:t>
+        </m:r>
+      </m:oMath>
+      <w:r>
+        <w:t xml:space="preserve"> </w:t>
+      </w:r>
+      <w:r>
+        <w:t xml:space="preserve">for the mean it is compared with.</w:t>
+      </w:r>
+    </w:p>
+    <w:bookmarkEnd w:id="67"/>
+    <w:bookmarkEnd w:id="68"/>
+    <w:bookmarkStart w:id="71" w:name="writing-out-notational-shorthands"/>
+    <w:p>
+      <w:pPr>
+        <w:pStyle w:val="Heading2"/>
+      </w:pPr>
+      <w:r>
+        <w:t xml:space="preserve">16 Writing out notational shorthands</w:t>
       </w:r>
     </w:p>
     <w:p>
@@ -13812,7 +15288,7 @@
       <w:r>
         <w:t xml:space="preserve"> </w:t>
       </w:r>
-      <w:hyperlink r:id="rId62">
+      <w:hyperlink r:id="rId69">
         <w:r>
           <w:rPr>
             <w:rStyle w:val="Hyperlink"/>
@@ -13853,7 +15329,7 @@
         <w:t xml:space="preserve">catalogs common shorthands and their full forms.</w:t>
       </w:r>
     </w:p>
-    <w:bookmarkStart w:id="63" w:name="exm-notational-shorthand"/>
+    <w:bookmarkStart w:id="70" w:name="exm-notational-shorthand"/>
     <w:p>
       <w:pPr>
         <w:pStyle w:val="BodyText"/>
@@ -13863,7 +15339,7 @@
           <w:b/>
           <w:bCs/>
         </w:rPr>
-        <w:t xml:space="preserve">Example 24 (Writing out the limits of a sum and the range of an index)</w:t>
+        <w:t xml:space="preserve">Example 27 (Writing out the limits of a sum and the range of an index)</w:t>
       </w:r>
       <w:r>
         <w:t xml:space="preserve"> </w:t>
@@ -14420,15 +15896,15 @@
         <w:t xml:space="preserve">observations.</w:t>
       </w:r>
     </w:p>
-    <w:bookmarkEnd w:id="63"/>
-    <w:bookmarkEnd w:id="64"/>
-    <w:bookmarkStart w:id="69" w:name="stating-assumptions-before-using-them"/>
+    <w:bookmarkEnd w:id="70"/>
+    <w:bookmarkEnd w:id="71"/>
+    <w:bookmarkStart w:id="76" w:name="stating-assumptions-before-using-them"/>
     <w:p>
       <w:pPr>
         <w:pStyle w:val="Heading2"/>
       </w:pPr>
       <w:r>
-        <w:t xml:space="preserve">13 Stating assumptions before using them</w:t>
+        <w:t xml:space="preserve">17 Stating assumptions before using them</w:t>
       </w:r>
     </w:p>
     <w:p>
@@ -14482,7 +15958,7 @@
         <w:pStyle w:val="Compact"/>
         <w:numPr>
           <w:ilvl w:val="0"/>
-          <w:numId w:val="1013"/>
+          <w:numId w:val="1015"/>
         </w:numPr>
       </w:pPr>
       <w:r>
@@ -14520,7 +15996,7 @@
         <w:pStyle w:val="Compact"/>
         <w:numPr>
           <w:ilvl w:val="0"/>
-          <w:numId w:val="1013"/>
+          <w:numId w:val="1015"/>
         </w:numPr>
       </w:pPr>
       <w:r>
@@ -14532,7 +16008,7 @@
         <w:pStyle w:val="Compact"/>
         <w:numPr>
           <w:ilvl w:val="0"/>
-          <w:numId w:val="1013"/>
+          <w:numId w:val="1015"/>
         </w:numPr>
       </w:pPr>
       <w:r>
@@ -14544,7 +16020,7 @@
         <w:pStyle w:val="Compact"/>
         <w:numPr>
           <w:ilvl w:val="0"/>
-          <w:numId w:val="1013"/>
+          <w:numId w:val="1015"/>
         </w:numPr>
       </w:pPr>
       <w:r>
@@ -14625,7 +16101,7 @@
         <w:pStyle w:val="Compact"/>
         <w:numPr>
           <w:ilvl w:val="0"/>
-          <w:numId w:val="1014"/>
+          <w:numId w:val="1016"/>
         </w:numPr>
       </w:pPr>
       <w:r>
@@ -14652,7 +16128,7 @@
         <w:pStyle w:val="Compact"/>
         <w:numPr>
           <w:ilvl w:val="0"/>
-          <w:numId w:val="1014"/>
+          <w:numId w:val="1016"/>
         </w:numPr>
       </w:pPr>
       <w:r>
@@ -14765,7 +16241,7 @@
         <w:t xml:space="preserve">because the assumptions use the names it introduces.</w:t>
       </w:r>
     </w:p>
-    <w:bookmarkStart w:id="65" w:name="exm-assumptions-first"/>
+    <w:bookmarkStart w:id="72" w:name="exm-assumptions-first"/>
     <w:p>
       <w:pPr>
         <w:pStyle w:val="BodyText"/>
@@ -14775,7 +16251,7 @@
           <w:b/>
           <w:bCs/>
         </w:rPr>
-        <w:t xml:space="preserve">Example 25 (Stating the restriction on</w:t>
+        <w:t xml:space="preserve">Example 28 (Stating the restriction on</w:t>
       </w:r>
       <w:r>
         <w:rPr>
@@ -15447,8 +16923,8 @@
         <w:t xml:space="preserve">and the justification says exactly where the condition is used.</w:t>
       </w:r>
     </w:p>
-    <w:bookmarkEnd w:id="65"/>
-    <w:bookmarkStart w:id="66" w:name="exm-assumptions-bullet-list"/>
+    <w:bookmarkEnd w:id="72"/>
+    <w:bookmarkStart w:id="73" w:name="exm-assumptions-bullet-list"/>
     <w:p>
       <w:pPr>
         <w:pStyle w:val="BodyText"/>
@@ -15458,7 +16934,7 @@
           <w:b/>
           <w:bCs/>
         </w:rPr>
-        <w:t xml:space="preserve">Example 26 (Writing several assumptions as one list)</w:t>
+        <w:t xml:space="preserve">Example 29 (Writing several assumptions as one list)</w:t>
       </w:r>
       <w:r>
         <w:t xml:space="preserve"> </w:t>
@@ -15548,7 +17024,7 @@
         <w:pStyle w:val="Compact"/>
         <w:numPr>
           <w:ilvl w:val="0"/>
-          <w:numId w:val="1015"/>
+          <w:numId w:val="1017"/>
         </w:numPr>
       </w:pPr>
       <w:r>
@@ -15585,7 +17061,7 @@
         <w:pStyle w:val="Compact"/>
         <w:numPr>
           <w:ilvl w:val="0"/>
-          <w:numId w:val="1015"/>
+          <w:numId w:val="1017"/>
         </w:numPr>
       </w:pPr>
       <w:r>
@@ -15597,7 +17073,7 @@
         <w:pStyle w:val="Compact"/>
         <w:numPr>
           <w:ilvl w:val="0"/>
-          <w:numId w:val="1015"/>
+          <w:numId w:val="1017"/>
         </w:numPr>
       </w:pPr>
       <w:r>
@@ -15653,8 +17129,8 @@
         <w:t xml:space="preserve">and the bullets show that the three assumptions are parallel and separate.</w:t>
       </w:r>
     </w:p>
-    <w:bookmarkEnd w:id="66"/>
-    <w:bookmarkStart w:id="67" w:name="exm-notation-bullet-list"/>
+    <w:bookmarkEnd w:id="73"/>
+    <w:bookmarkStart w:id="74" w:name="exm-notation-bullet-list"/>
     <w:p>
       <w:pPr>
         <w:pStyle w:val="BodyText"/>
@@ -15664,7 +17140,7 @@
           <w:b/>
           <w:bCs/>
         </w:rPr>
-        <w:t xml:space="preserve">Example 27 (Writing several names as one list)</w:t>
+        <w:t xml:space="preserve">Example 30 (Writing several names as one list)</w:t>
       </w:r>
       <w:r>
         <w:t xml:space="preserve"> </w:t>
@@ -15755,7 +17231,7 @@
         <w:pStyle w:val="Compact"/>
         <w:numPr>
           <w:ilvl w:val="0"/>
-          <w:numId w:val="1016"/>
+          <w:numId w:val="1018"/>
         </w:numPr>
       </w:pPr>
       <m:oMath>
@@ -15775,7 +17251,7 @@
         <w:pStyle w:val="Compact"/>
         <w:numPr>
           <w:ilvl w:val="0"/>
-          <w:numId w:val="1016"/>
+          <w:numId w:val="1018"/>
         </w:numPr>
       </w:pPr>
       <m:oMath>
@@ -15802,7 +17278,7 @@
         <w:pStyle w:val="Compact"/>
         <w:numPr>
           <w:ilvl w:val="0"/>
-          <w:numId w:val="1016"/>
+          <w:numId w:val="1018"/>
         </w:numPr>
       </w:pPr>
       <m:oMath>
@@ -15868,8 +17344,8 @@
         <w:t xml:space="preserve">a separate assumptions list after this one would state it.</w:t>
       </w:r>
     </w:p>
-    <w:bookmarkEnd w:id="67"/>
-    <w:bookmarkStart w:id="68" w:name="exm-parametrization-is-notation"/>
+    <w:bookmarkEnd w:id="74"/>
+    <w:bookmarkStart w:id="75" w:name="exm-parametrization-is-notation"/>
     <w:p>
       <w:pPr>
         <w:pStyle w:val="BodyText"/>
@@ -15879,7 +17355,7 @@
           <w:b/>
           <w:bCs/>
         </w:rPr>
-        <w:t xml:space="preserve">Example 28 (Defining the noise is a parametrization, not an assumption)</w:t>
+        <w:t xml:space="preserve">Example 31 (Defining the noise is a parametrization, not an assumption)</w:t>
       </w:r>
       <w:r>
         <w:t xml:space="preserve"> </w:t>
@@ -15901,7 +17377,7 @@
         <w:pStyle w:val="Compact"/>
         <w:numPr>
           <w:ilvl w:val="0"/>
-          <w:numId w:val="1017"/>
+          <w:numId w:val="1019"/>
         </w:numPr>
       </w:pPr>
       <w:r>
@@ -15922,7 +17398,7 @@
         <w:pStyle w:val="Compact"/>
         <w:numPr>
           <w:ilvl w:val="0"/>
-          <w:numId w:val="1017"/>
+          <w:numId w:val="1019"/>
         </w:numPr>
       </w:pPr>
       <w:r>
@@ -15965,7 +17441,7 @@
         <w:pStyle w:val="Compact"/>
         <w:numPr>
           <w:ilvl w:val="0"/>
-          <w:numId w:val="1018"/>
+          <w:numId w:val="1020"/>
         </w:numPr>
       </w:pPr>
       <w:r>
@@ -16004,7 +17480,7 @@
         <w:pStyle w:val="Compact"/>
         <w:numPr>
           <w:ilvl w:val="0"/>
-          <w:numId w:val="1018"/>
+          <w:numId w:val="1020"/>
         </w:numPr>
       </w:pPr>
       <w:r>
@@ -16164,8 +17640,8 @@
         <w:t xml:space="preserve">.</w:t>
       </w:r>
     </w:p>
-    <w:bookmarkEnd w:id="68"/>
-    <w:bookmarkEnd w:id="69"/>
+    <w:bookmarkEnd w:id="75"/>
+    <w:bookmarkEnd w:id="76"/>
     <w:sectPr>
       <w:footnotePr>
         <w:numRestart w:val="eachSect"/>
@@ -16546,6 +18022,12 @@
     <w:abstractNumId w:val="991"/>
   </w:num>
   <w:num w:numId="1018">
+    <w:abstractNumId w:val="991"/>
+  </w:num>
+  <w:num w:numId="1019">
+    <w:abstractNumId w:val="991"/>
+  </w:num>
+  <w:num w:numId="1020">
     <w:abstractNumId w:val="991"/>
   </w:num>
 </w:numbering>

--- a/pr-preview/pr-351/chapters/notation.docx
+++ b/pr-preview/pr-351/chapters/notation.docx
@@ -15,7 +15,7 @@
         <w:pStyle w:val="Date"/>
       </w:pPr>
       <w:r>
-        <w:t xml:space="preserve">Last modified: 2026-10-26 01:08:23 (PDT)</w:t>
+        <w:t xml:space="preserve">Last modified: 2026-10-26 01:19:16 (PDT)</w:t>
       </w:r>
     </w:p>
     <w:tbl>

--- a/pr-preview/pr-351/chapters/notation.docx
+++ b/pr-preview/pr-351/chapters/notation.docx
@@ -15,7 +15,7 @@
         <w:pStyle w:val="Date"/>
       </w:pPr>
       <w:r>
-        <w:t xml:space="preserve">Last modified: 2026-10-26 01:19:16 (PDT)</w:t>
+        <w:t xml:space="preserve">Last modified: 2026-10-26 01:57:12 (PDT)</w:t>
       </w:r>
     </w:p>
     <w:tbl>
@@ -3721,7 +3721,7 @@
         <w:t xml:space="preserve"> </w:t>
       </w:r>
       <w:r>
-        <w:t xml:space="preserve">It is where the general rules meet the specific problem,</w:t>
+        <w:t xml:space="preserve">This replacement applies the general rules to the specific problem,</w:t>
       </w:r>
       <w:r>
         <w:t xml:space="preserve"> </w:t>
@@ -4713,7 +4713,7 @@
         <w:pStyle w:val="FirstParagraph"/>
       </w:pPr>
       <w:r>
-        <w:t xml:space="preserve">A reader who meets the inner derivative first</w:t>
+        <w:t xml:space="preserve">A reader who encounters the inner derivative first</w:t>
       </w:r>
       <w:r>
         <w:t xml:space="preserve"> </w:t>
@@ -12153,7 +12153,7 @@
         <w:t xml:space="preserve"> </w:t>
       </w:r>
       <w:r>
-        <w:t xml:space="preserve">List every symbol that the reader meets in the document’s notation table,</w:t>
+        <w:t xml:space="preserve">List every symbol that the reader encounters in the document’s notation table,</w:t>
       </w:r>
       <w:r>
         <w:t xml:space="preserve"> </w:t>
@@ -13486,22 +13486,18 @@
       <w:r>
         <w:t xml:space="preserve"> </w:t>
       </w:r>
-      <m:oMath>
-        <m:r>
-          <m:t>μ</m:t>
-        </m:r>
-      </m:oMath>
+      <w:r>
+        <w:t xml:space="preserve">$\truemean$</w:t>
+      </w:r>
       <w:r>
         <w:t xml:space="preserve">, not</w:t>
       </w:r>
       <w:r>
         <w:t xml:space="preserve"> </w:t>
       </w:r>
-      <m:oMath>
-        <m:r>
-          <m:t>f</m:t>
-        </m:r>
-      </m:oMath>
+      <w:r>
+        <w:t xml:space="preserve">$\predfn$</w:t>
+      </w:r>
       <w:r>
         <w:t xml:space="preserve">.</w:t>
       </w:r>
@@ -13576,11 +13572,9 @@
       <w:r>
         <w:t xml:space="preserve"> </w:t>
       </w:r>
-      <m:oMath>
-        <m:r>
-          <m:t>X</m:t>
-        </m:r>
-      </m:oMath>
+      <w:r>
+        <w:t xml:space="preserve">$\mX$</w:t>
+      </w:r>
       <w:r>
         <w:t xml:space="preserve"> </w:t>
       </w:r>
@@ -13597,7 +13591,7 @@
         <w:t xml:space="preserve"> </w:t>
       </w:r>
       <w:r>
-        <w:t xml:space="preserve">A plain</w:t>
+        <w:t xml:space="preserve">A plain italic</w:t>
       </w:r>
       <w:r>
         <w:t xml:space="preserve"> </w:t>
@@ -13696,27 +13690,9 @@
       <w:r>
         <w:t xml:space="preserve"> </w:t>
       </w:r>
-      <m:oMath>
-        <m:sSub>
-          <m:e>
-            <m:acc>
-              <m:accPr>
-                <m:chr m:val="̃"/>
-              </m:accPr>
-              <m:e>
-                <m:r>
-                  <m:t>x</m:t>
-                </m:r>
-              </m:e>
-            </m:acc>
-          </m:e>
-          <m:sub>
-            <m:r>
-              <m:t>i</m:t>
-            </m:r>
-          </m:sub>
-        </m:sSub>
-      </m:oMath>
+      <w:r>
+        <w:t xml:space="preserve">$\vx_i$</w:t>
+      </w:r>
       <w:r>
         <w:t xml:space="preserve"> </w:t>
       </w:r>
@@ -13792,49 +13768,9 @@
       <w:r>
         <w:t xml:space="preserve"> </w:t>
       </w:r>
-      <m:oMath>
-        <m:acc>
-          <m:accPr>
-            <m:chr m:val="̃"/>
-          </m:accPr>
-          <m:e>
-            <m:r>
-              <m:t>ϕ</m:t>
-            </m:r>
-          </m:e>
-        </m:acc>
-        <m:r>
-          <m:rPr>
-            <m:sty m:val="p"/>
-          </m:rPr>
-          <m:t>(</m:t>
-        </m:r>
-        <m:sSub>
-          <m:e>
-            <m:acc>
-              <m:accPr>
-                <m:chr m:val="̃"/>
-              </m:accPr>
-              <m:e>
-                <m:r>
-                  <m:t>x</m:t>
-                </m:r>
-              </m:e>
-            </m:acc>
-          </m:e>
-          <m:sub>
-            <m:r>
-              <m:t>i</m:t>
-            </m:r>
-          </m:sub>
-        </m:sSub>
-        <m:r>
-          <m:rPr>
-            <m:sty m:val="p"/>
-          </m:rPr>
-          <m:t>)</m:t>
-        </m:r>
-      </m:oMath>
+      <w:r>
+        <w:t xml:space="preserve">$\vfeatmap(\vx_i)$</w:t>
+      </w:r>
       <w:r>
         <w:t xml:space="preserve">.</w:t>
       </w:r>
@@ -14060,14 +13996,9 @@
       <w:r>
         <w:t xml:space="preserve"> </w:t>
       </w:r>
-      <m:oMath>
-        <m:r>
-          <m:rPr>
-            <m:sty m:val="bi"/>
-          </m:rPr>
-          <m:t>X</m:t>
-        </m:r>
-      </m:oMath>
+      <w:r>
+        <w:t xml:space="preserve">$\mX$</w:t>
+      </w:r>
       <w:r>
         <w:t xml:space="preserve"> </w:t>
       </w:r>
@@ -14077,29 +14008,9 @@
       <w:r>
         <w:t xml:space="preserve"> </w:t>
       </w:r>
-      <m:oMath>
-        <m:r>
-          <m:t>D</m:t>
-        </m:r>
-        <m:r>
-          <m:rPr>
-            <m:sty m:val="p"/>
-          </m:rPr>
-          <m:t>(</m:t>
-        </m:r>
-        <m:r>
-          <m:rPr>
-            <m:sty m:val="bi"/>
-          </m:rPr>
-          <m:t>X</m:t>
-        </m:r>
-        <m:r>
-          <m:rPr>
-            <m:sty m:val="p"/>
-          </m:rPr>
-          <m:t>)</m:t>
-        </m:r>
-      </m:oMath>
+      <w:r>
+        <w:t xml:space="preserve">$\design(\mX)$</w:t>
+      </w:r>
       <w:r>
         <w:t xml:space="preserve"> </w:t>
       </w:r>
@@ -14115,29 +14026,9 @@
       <w:r>
         <w:t xml:space="preserve"> </w:t>
       </w:r>
-      <m:oMath>
-        <m:r>
-          <m:t>D</m:t>
-        </m:r>
-        <m:r>
-          <m:rPr>
-            <m:sty m:val="p"/>
-          </m:rPr>
-          <m:t>(</m:t>
-        </m:r>
-        <m:r>
-          <m:rPr>
-            <m:sty m:val="bi"/>
-          </m:rPr>
-          <m:t>X</m:t>
-        </m:r>
-        <m:r>
-          <m:rPr>
-            <m:sty m:val="p"/>
-          </m:rPr>
-          <m:t>)</m:t>
-        </m:r>
-      </m:oMath>
+      <w:r>
+        <w:t xml:space="preserve">$\design(\mX)$</w:t>
+      </w:r>
       <w:r>
         <w:t xml:space="preserve">.</w:t>
       </w:r>
@@ -14316,43 +14207,62 @@
       <w:r>
         <w:t xml:space="preserve"> </w:t>
       </w:r>
-      <m:oMath>
-        <m:f>
-          <m:fPr>
-            <m:type m:val="bar"/>
-          </m:fPr>
-          <m:num>
-            <m:r>
-              <m:t>d</m:t>
-            </m:r>
-            <m:r>
-              <m:t>f</m:t>
-            </m:r>
-            <m:r>
-              <m:rPr>
-                <m:sty m:val="p"/>
-              </m:rPr>
-              <m:t>(</m:t>
-            </m:r>
-            <m:r>
-              <m:t>u</m:t>
-            </m:r>
-            <m:r>
-              <m:rPr>
-                <m:sty m:val="p"/>
-              </m:rPr>
-              <m:t>)</m:t>
-            </m:r>
-          </m:num>
-          <m:den>
-            <m:r>
-              <m:t>d</m:t>
-            </m:r>
-            <m:r>
-              <m:t>w</m:t>
-            </m:r>
-          </m:den>
-        </m:f>
+      <w:r>
+        <w:t xml:space="preserve">$\dif{f(u)}{w} = f'(u) \dif{u}{w}$</w:t>
+      </w:r>
+    </w:p>
+    <w:p>
+      <w:pPr>
+        <w:pStyle w:val="FirstParagraph"/>
+      </w:pPr>
+      <w:r>
+        <w:t xml:space="preserve">The ❌ line is the chain rule for squaring only.</w:t>
+      </w:r>
+      <w:r>
+        <w:t xml:space="preserve"> </w:t>
+      </w:r>
+      <w:r>
+        <w:t xml:space="preserve">The ✅ line holds for every differentiable</w:t>
+      </w:r>
+      <w:r>
+        <w:t xml:space="preserve"> </w:t>
+      </w:r>
+      <m:oMath>
+        <m:r>
+          <m:t>f</m:t>
+        </m:r>
+      </m:oMath>
+      <w:r>
+        <w:t xml:space="preserve">,</w:t>
+      </w:r>
+      <w:r>
+        <w:t xml:space="preserve"> </w:t>
+      </w:r>
+      <w:r>
+        <w:t xml:space="preserve">and the squaring case follows by taking</w:t>
+      </w:r>
+      <w:r>
+        <w:t xml:space="preserve"> </w:t>
+      </w:r>
+      <m:oMath>
+        <m:r>
+          <m:t>f</m:t>
+        </m:r>
+        <m:r>
+          <m:rPr>
+            <m:sty m:val="p"/>
+          </m:rPr>
+          <m:t>(</m:t>
+        </m:r>
+        <m:r>
+          <m:t>u</m:t>
+        </m:r>
+        <m:r>
+          <m:rPr>
+            <m:sty m:val="p"/>
+          </m:rPr>
+          <m:t>)</m:t>
+        </m:r>
         <m:r>
           <m:rPr>
             <m:sty m:val="p"/>
@@ -14362,126 +14272,15 @@
         <m:sSup>
           <m:e>
             <m:r>
-              <m:t>f</m:t>
+              <m:t>u</m:t>
             </m:r>
           </m:e>
           <m:sup>
             <m:r>
-              <m:rPr>
-                <m:sty m:val="p"/>
-              </m:rPr>
-              <m:t>′</m:t>
+              <m:t>2</m:t>
             </m:r>
           </m:sup>
         </m:sSup>
-        <m:r>
-          <m:rPr>
-            <m:sty m:val="p"/>
-          </m:rPr>
-          <m:t>(</m:t>
-        </m:r>
-        <m:r>
-          <m:t>u</m:t>
-        </m:r>
-        <m:r>
-          <m:rPr>
-            <m:sty m:val="p"/>
-          </m:rPr>
-          <m:t>)</m:t>
-        </m:r>
-        <m:f>
-          <m:fPr>
-            <m:type m:val="bar"/>
-          </m:fPr>
-          <m:num>
-            <m:r>
-              <m:t>d</m:t>
-            </m:r>
-            <m:r>
-              <m:t>u</m:t>
-            </m:r>
-          </m:num>
-          <m:den>
-            <m:r>
-              <m:t>d</m:t>
-            </m:r>
-            <m:r>
-              <m:t>w</m:t>
-            </m:r>
-          </m:den>
-        </m:f>
-      </m:oMath>
-    </w:p>
-    <w:p>
-      <w:pPr>
-        <w:pStyle w:val="FirstParagraph"/>
-      </w:pPr>
-      <w:r>
-        <w:t xml:space="preserve">The ❌ line is the chain rule for squaring only.</w:t>
-      </w:r>
-      <w:r>
-        <w:t xml:space="preserve"> </w:t>
-      </w:r>
-      <w:r>
-        <w:t xml:space="preserve">The ✅ line holds for every differentiable</w:t>
-      </w:r>
-      <w:r>
-        <w:t xml:space="preserve"> </w:t>
-      </w:r>
-      <m:oMath>
-        <m:r>
-          <m:t>f</m:t>
-        </m:r>
-      </m:oMath>
-      <w:r>
-        <w:t xml:space="preserve">,</w:t>
-      </w:r>
-      <w:r>
-        <w:t xml:space="preserve"> </w:t>
-      </w:r>
-      <w:r>
-        <w:t xml:space="preserve">and the squaring case follows by taking</w:t>
-      </w:r>
-      <w:r>
-        <w:t xml:space="preserve"> </w:t>
-      </w:r>
-      <m:oMath>
-        <m:r>
-          <m:t>f</m:t>
-        </m:r>
-        <m:r>
-          <m:rPr>
-            <m:sty m:val="p"/>
-          </m:rPr>
-          <m:t>(</m:t>
-        </m:r>
-        <m:r>
-          <m:t>u</m:t>
-        </m:r>
-        <m:r>
-          <m:rPr>
-            <m:sty m:val="p"/>
-          </m:rPr>
-          <m:t>)</m:t>
-        </m:r>
-        <m:r>
-          <m:rPr>
-            <m:sty m:val="p"/>
-          </m:rPr>
-          <m:t>=</m:t>
-        </m:r>
-        <m:sSup>
-          <m:e>
-            <m:r>
-              <m:t>u</m:t>
-            </m:r>
-          </m:e>
-          <m:sup>
-            <m:r>
-              <m:t>2</m:t>
-            </m:r>
-          </m:sup>
-        </m:sSup>
       </m:oMath>
       <w:r>
         <w:t xml:space="preserve">.</w:t>
@@ -14516,22 +14315,18 @@
       <w:r>
         <w:t xml:space="preserve"> </w:t>
       </w:r>
-      <m:oMath>
-        <m:r>
-          <m:t>μ</m:t>
-        </m:r>
-      </m:oMath>
+      <w:r>
+        <w:t xml:space="preserve">$\truemean$</w:t>
+      </w:r>
       <w:r>
         <w:t xml:space="preserve">, not as</w:t>
       </w:r>
       <w:r>
         <w:t xml:space="preserve"> </w:t>
       </w:r>
-      <m:oMath>
-        <m:r>
-          <m:t>f</m:t>
-        </m:r>
-      </m:oMath>
+      <w:r>
+        <w:t xml:space="preserve">$\predfn$</w:t>
+      </w:r>
       <w:r>
         <w:t xml:space="preserve">.</w:t>
       </w:r>
@@ -14544,26 +14339,9 @@
       <w:r>
         <w:t xml:space="preserve"> </w:t>
       </w:r>
-      <m:oMath>
-        <m:r>
-          <m:t>μ</m:t>
-        </m:r>
-        <m:r>
-          <m:rPr>
-            <m:sty m:val="p"/>
-          </m:rPr>
-          <m:t>(</m:t>
-        </m:r>
-        <m:r>
-          <m:t>x</m:t>
-        </m:r>
-        <m:r>
-          <m:rPr>
-            <m:sty m:val="p"/>
-          </m:rPr>
-          <m:t>)</m:t>
-        </m:r>
-      </m:oMath>
+      <w:r>
+        <w:t xml:space="preserve">$\truemeanf{x}$</w:t>
+      </w:r>
       <w:r>
         <w:t xml:space="preserve">.</w:t>
       </w:r>
@@ -14655,18 +14433,9 @@
       <w:r>
         <w:t xml:space="preserve"> </w:t>
       </w:r>
-      <m:oMath>
-        <m:acc>
-          <m:accPr>
-            <m:chr m:val="̂"/>
-          </m:accPr>
-          <m:e>
-            <m:r>
-              <m:t>g</m:t>
-            </m:r>
-          </m:e>
-        </m:acc>
-      </m:oMath>
+      <w:r>
+        <w:t xml:space="preserve">$\epredfn$</w:t>
+      </w:r>
       <w:r>
         <w:t xml:space="preserve">) for an estimated one, or</w:t>
       </w:r>
@@ -14688,11 +14457,9 @@
       <w:r>
         <w:t xml:space="preserve"> </w:t>
       </w:r>
-      <m:oMath>
-        <m:r>
-          <m:t>g</m:t>
-        </m:r>
-      </m:oMath>
+      <w:r>
+        <w:t xml:space="preserve">$\predfn$</w:t>
+      </w:r>
       <w:r>
         <w:t xml:space="preserve">) for any prediction function.</w:t>
       </w:r>
@@ -14711,11 +14478,9 @@
       <w:r>
         <w:t xml:space="preserve"> </w:t>
       </w:r>
-      <m:oMath>
-        <m:r>
-          <m:t>μ</m:t>
-        </m:r>
-      </m:oMath>
+      <w:r>
+        <w:t xml:space="preserve">$\truemean$</w:t>
+      </w:r>
       <w:r>
         <w:t xml:space="preserve"> </w:t>
       </w:r>
@@ -14798,7 +14563,7 @@
         <w:t xml:space="preserve"> </w:t>
       </w:r>
       <w:r>
-        <w:t xml:space="preserve">$\E{(y - \hat{g}(x))^2}$</w:t>
+        <w:t xml:space="preserve">$\E{\paren{\outvar - \epredfnf{x}}^2}$</w:t>
       </w:r>
       <w:r>
         <w:t xml:space="preserve">,</w:t>
@@ -14813,7 +14578,7 @@
         <w:t xml:space="preserve"> </w:t>
       </w:r>
       <w:r>
-        <w:t xml:space="preserve">$\E{\hat{g}(x)} - \mu(x)$</w:t>
+        <w:t xml:space="preserve">$\E{\epredfnf{x}} - \truemeanf{x}$</w:t>
       </w:r>
       <w:r>
         <w:t xml:space="preserve">.</w:t>
@@ -14835,11 +14600,9 @@
       <w:r>
         <w:t xml:space="preserve"> </w:t>
       </w:r>
-      <m:oMath>
-        <m:r>
-          <m:t>μ</m:t>
-        </m:r>
-      </m:oMath>
+      <w:r>
+        <w:t xml:space="preserve">$\truemean$</w:t>
+      </w:r>
       <w:r>
         <w:t xml:space="preserve"> </w:t>
       </w:r>

--- a/pr-preview/pr-351/chapters/notation.docx
+++ b/pr-preview/pr-351/chapters/notation.docx
@@ -15,7 +15,7 @@
         <w:pStyle w:val="Date"/>
       </w:pPr>
       <w:r>
-        <w:t xml:space="preserve">Last modified: 2026-10-26 01:57:12 (PDT)</w:t>
+        <w:t xml:space="preserve">Last modified: 2026-10-26 09:30:11 (PDT)</w:t>
       </w:r>
     </w:p>
     <w:tbl>
@@ -12473,6 +12473,107 @@
       </w:r>
       <w:r>
         <w:t xml:space="preserve">instead of expanding them inside the formula.</w:t>
+      </w:r>
+    </w:p>
+    <w:p>
+      <w:pPr>
+        <w:pStyle w:val="BodyText"/>
+      </w:pPr>
+      <w:r>
+        <w:t xml:space="preserve">Search the shared macros for the chunk before you write it by hand.</w:t>
+      </w:r>
+      <w:r>
+        <w:t xml:space="preserve"> </w:t>
+      </w:r>
+      <w:r>
+        <w:t xml:space="preserve">A macro often exists already,</w:t>
+      </w:r>
+      <w:r>
+        <w:t xml:space="preserve"> </w:t>
+      </w:r>
+      <w:r>
+        <w:t xml:space="preserve">and any expression spelled out in full that a macro or a shorter form could say</w:t>
+      </w:r>
+      <w:r>
+        <w:t xml:space="preserve"> </w:t>
+      </w:r>
+      <w:r>
+        <w:t xml:space="preserve">is the sign that nobody looked.</w:t>
+      </w:r>
+      <w:r>
+        <w:t xml:space="preserve"> </w:t>
+      </w:r>
+      <w:r>
+        <w:t xml:space="preserve">A difference is only the commonest case.</w:t>
+      </w:r>
+      <w:r>
+        <w:t xml:space="preserve"> </w:t>
+      </w:r>
+      <w:r>
+        <w:t xml:space="preserve">For example, an exercise wrote the left side of the bias–variance decomposition as</w:t>
+      </w:r>
+      <w:r>
+        <w:t xml:space="preserve"> </w:t>
+      </w:r>
+      <w:r>
+        <w:rPr>
+          <w:rStyle w:val="VerbatimChar"/>
+        </w:rPr>
+        <w:t xml:space="preserve">\E{\paren{\newoutvar - \predvalf{\newpredval}}^2}</w:t>
+      </w:r>
+      <w:r>
+        <w:t xml:space="preserve">,</w:t>
+      </w:r>
+      <w:r>
+        <w:t xml:space="preserve"> </w:t>
+      </w:r>
+      <w:r>
+        <w:t xml:space="preserve">when</w:t>
+      </w:r>
+      <w:r>
+        <w:t xml:space="preserve"> </w:t>
+      </w:r>
+      <w:r>
+        <w:rPr>
+          <w:rStyle w:val="VerbatimChar"/>
+        </w:rPr>
+        <w:t xml:space="preserve">\prederrf{\predvalf{\newpredval}}</w:t>
+      </w:r>
+      <w:r>
+        <w:t xml:space="preserve"> </w:t>
+      </w:r>
+      <w:r>
+        <w:t xml:space="preserve">names the same prediction error,</w:t>
+      </w:r>
+      <w:r>
+        <w:t xml:space="preserve"> </w:t>
+      </w:r>
+      <w:r>
+        <w:t xml:space="preserve">and the squared bias, written out the same way, has</w:t>
+      </w:r>
+      <w:r>
+        <w:t xml:space="preserve"> </w:t>
+      </w:r>
+      <w:r>
+        <w:rPr>
+          <w:rStyle w:val="VerbatimChar"/>
+        </w:rPr>
+        <w:t xml:space="preserve">\biassymf</w:t>
+      </w:r>
+      <w:r>
+        <w:t xml:space="preserve">.</w:t>
+      </w:r>
+      <w:r>
+        <w:t xml:space="preserve"> </w:t>
+      </w:r>
+      <w:r>
+        <w:t xml:space="preserve">When you find one such chunk, sweep the other notes repositories for it,</w:t>
+      </w:r>
+      <w:r>
+        <w:t xml:space="preserve"> </w:t>
+      </w:r>
+      <w:r>
+        <w:t xml:space="preserve">in small batches of one repository each.</w:t>
       </w:r>
     </w:p>
     <w:p>

--- a/pr-preview/pr-351/chapters/notation.docx
+++ b/pr-preview/pr-351/chapters/notation.docx
@@ -15,7 +15,7 @@
         <w:pStyle w:val="Date"/>
       </w:pPr>
       <w:r>
-        <w:t xml:space="preserve">Last modified: 2026-10-26 09:30:11 (PDT)</w:t>
+        <w:t xml:space="preserve">Last modified: 2026-10-26 09:47:33 (PDT)</w:t>
       </w:r>
     </w:p>
     <w:tbl>

--- a/pr-preview/pr-351/chapters/notation.docx
+++ b/pr-preview/pr-351/chapters/notation.docx
@@ -15,7 +15,7 @@
         <w:pStyle w:val="Date"/>
       </w:pPr>
       <w:r>
-        <w:t xml:space="preserve">Last modified: 2026-10-26 09:47:33 (PDT)</w:t>
+        <w:t xml:space="preserve">Last modified: 2026-10-26 10:21:50 (PDT)</w:t>
       </w:r>
     </w:p>
     <w:tbl>

--- a/pr-preview/pr-351/chapters/notation.docx
+++ b/pr-preview/pr-351/chapters/notation.docx
@@ -15,7 +15,7 @@
         <w:pStyle w:val="Date"/>
       </w:pPr>
       <w:r>
-        <w:t xml:space="preserve">Last modified: 2026-10-26 10:21:50 (PDT)</w:t>
+        <w:t xml:space="preserve">Last modified: 2026-10-26 10:35:14 (PDT)</w:t>
       </w:r>
     </w:p>
     <w:tbl>
